--- a/src_Set-OutlookSignatures/sample templates/Signatures DOCX/Informal Shared.docx
+++ b/src_Set-OutlookSignatures/sample templates/Signatures DOCX/Informal Shared.docx
@@ -3,247 +3,97 @@
 <w:document xmlns:wpc="http://schemas.microsoft.com/office/word/2010/wordprocessingCanvas" xmlns:cx="http://schemas.microsoft.com/office/drawing/2014/chartex" xmlns:cx1="http://schemas.microsoft.com/office/drawing/2015/9/8/chartex" xmlns:cx2="http://schemas.microsoft.com/office/drawing/2015/10/21/chartex" xmlns:cx3="http://schemas.microsoft.com/office/drawing/2016/5/9/chartex" xmlns:cx4="http://schemas.microsoft.com/office/drawing/2016/5/10/chartex" xmlns:cx5="http://schemas.microsoft.com/office/drawing/2016/5/11/chartex" xmlns:cx6="http://schemas.microsoft.com/office/drawing/2016/5/12/chartex" xmlns:cx7="http://schemas.microsoft.com/office/drawing/2016/5/13/chartex" xmlns:cx8="http://schemas.microsoft.com/office/drawing/2016/5/14/chartex" xmlns:mc="http://schemas.openxmlformats.org/markup-compatibility/2006" xmlns:aink="http://schemas.microsoft.com/office/drawing/2016/ink" xmlns:am3d="http://schemas.microsoft.com/office/drawing/2017/model3d" xmlns:o="urn:schemas-microsoft-com:office:office" xmlns:oel="http://schemas.microsoft.com/office/2019/extlst" xmlns:r="http://schemas.openxmlformats.org/officeDocument/2006/relationships" xmlns:m="http://schemas.openxmlformats.org/officeDocument/2006/math" xmlns:v="urn:schemas-microsoft-com:vml" xmlns:wp14="http://schemas.microsoft.com/office/word/2010/wordprocessingDrawing" xmlns:wp="http://schemas.openxmlformats.org/drawingml/2006/wordprocessingDrawing" xmlns:w10="urn:schemas-microsoft-com:office:word" xmlns:w="http://schemas.openxmlformats.org/wordprocessingml/2006/main" xmlns:w14="http://schemas.microsoft.com/office/word/2010/wordml" xmlns:w15="http://schemas.microsoft.com/office/word/2012/wordml" xmlns:w16cex="http://schemas.microsoft.com/office/word/2018/wordml/cex" xmlns:w16cid="http://schemas.microsoft.com/office/word/2016/wordml/cid" xmlns:w16="http://schemas.microsoft.com/office/word/2018/wordml" xmlns:w16du="http://schemas.microsoft.com/office/word/2023/wordml/word16du" xmlns:w16sdtdh="http://schemas.microsoft.com/office/word/2020/wordml/sdtdatahash" xmlns:w16sdtfl="http://schemas.microsoft.com/office/word/2024/wordml/sdtformatlock" xmlns:w16se="http://schemas.microsoft.com/office/word/2015/wordml/symex" xmlns:wpg="http://schemas.microsoft.com/office/word/2010/wordprocessingGroup" xmlns:wpi="http://schemas.microsoft.com/office/word/2010/wordprocessingInk" xmlns:wne="http://schemas.microsoft.com/office/word/2006/wordml" xmlns:wps="http://schemas.microsoft.com/office/word/2010/wordprocessingShape" mc:Ignorable="w14 w15 w16se w16cid w16 w16cex w16sdtdh w16sdtfl w16du wp14">
   <w:body>
     <w:p>
+      <w:r>
+        <w:t>Freundliche</w:t>
+      </w:r>
+      <w:r>
+        <w:t xml:space="preserve"> Grüße</w:t>
+      </w:r>
+      <w:r>
+        <w:t xml:space="preserve"> ∙ Kind </w:t>
+      </w:r>
+      <w:r>
+        <w:t>regards</w:t>
+      </w:r>
+    </w:p>
+    <w:p>
+      <w:r>
+        <w:t> </w:t>
+      </w:r>
+    </w:p>
+    <w:p>
+      <w:r>
+        <w:t>$Current</w:t>
+      </w:r>
+      <w:r>
+        <w:t>Mailbox</w:t>
+      </w:r>
+      <w:r>
+        <w:t>Title$</w:t>
+      </w:r>
+    </w:p>
+    <w:p>
       <w:pPr>
-        <w:spacing w:after="0" w:line="240" w:lineRule="auto"/>
         <w:rPr>
-          <w:rFonts w:ascii="Aptos" w:hAnsi="Aptos" w:cs="Calibri"/>
-          <w:sz w:val="24"/>
-          <w:szCs w:val="24"/>
-          <w:lang w:val="en-US"/>
+          <w:color w:val="767171" w:themeColor="background2" w:themeShade="80"/>
         </w:rPr>
       </w:pPr>
       <w:r>
+        <w:t xml:space="preserve">$CurrentUserGivenName$ </w:t>
+      </w:r>
+      <w:r>
         <w:rPr>
-          <w:rFonts w:ascii="Aptos" w:hAnsi="Aptos" w:cs="Calibri"/>
-          <w:sz w:val="24"/>
-          <w:szCs w:val="24"/>
-          <w:lang w:val="en-US"/>
-        </w:rPr>
-        <w:t>Freundliche</w:t>
-      </w:r>
-      <w:r>
-        <w:rPr>
-          <w:rFonts w:ascii="Aptos" w:hAnsi="Aptos" w:cs="Calibri"/>
-          <w:sz w:val="24"/>
-          <w:szCs w:val="24"/>
-          <w:lang w:val="en-US"/>
-        </w:rPr>
-        <w:t xml:space="preserve"> Grüße</w:t>
-      </w:r>
-      <w:r>
-        <w:rPr>
-          <w:rFonts w:ascii="Aptos" w:hAnsi="Aptos" w:cs="Calibri"/>
-          <w:sz w:val="24"/>
-          <w:szCs w:val="24"/>
-          <w:lang w:val="en-US"/>
-        </w:rPr>
-        <w:t xml:space="preserve"> ∙ Kind regards</w:t>
-      </w:r>
-    </w:p>
-    <w:p>
-      <w:pPr>
-        <w:spacing w:after="0" w:line="240" w:lineRule="auto"/>
-        <w:rPr>
-          <w:rFonts w:ascii="Aptos" w:hAnsi="Aptos" w:cs="Calibri"/>
-          <w:sz w:val="24"/>
-          <w:szCs w:val="24"/>
-          <w:lang w:val="en-US"/>
-        </w:rPr>
-      </w:pPr>
-      <w:r>
-        <w:rPr>
-          <w:rFonts w:ascii="Aptos" w:hAnsi="Aptos" w:cs="Calibri"/>
-          <w:b/>
-          <w:bCs/>
-          <w:sz w:val="24"/>
-          <w:szCs w:val="24"/>
-          <w:lang w:val="en-US"/>
-        </w:rPr>
-        <w:t> </w:t>
-      </w:r>
-    </w:p>
-    <w:p>
-      <w:pPr>
-        <w:spacing w:after="0" w:line="240" w:lineRule="auto"/>
-        <w:rPr>
-          <w:rFonts w:ascii="Aptos" w:hAnsi="Aptos" w:cs="Calibri"/>
-          <w:sz w:val="24"/>
-          <w:szCs w:val="24"/>
-          <w:lang w:val="en-US"/>
-        </w:rPr>
-      </w:pPr>
-      <w:r>
-        <w:rPr>
-          <w:rFonts w:ascii="Aptos" w:hAnsi="Aptos" w:cs="Calibri"/>
-          <w:sz w:val="24"/>
-          <w:szCs w:val="24"/>
-          <w:lang w:val="en-US"/>
-        </w:rPr>
-        <w:t>$Current</w:t>
-      </w:r>
-      <w:r>
-        <w:rPr>
-          <w:rFonts w:ascii="Aptos" w:hAnsi="Aptos" w:cs="Calibri"/>
-          <w:sz w:val="24"/>
-          <w:szCs w:val="24"/>
-          <w:lang w:val="en-US"/>
-        </w:rPr>
-        <w:t>Mailbox</w:t>
-      </w:r>
-      <w:r>
-        <w:rPr>
-          <w:rFonts w:ascii="Aptos" w:hAnsi="Aptos" w:cs="Calibri"/>
-          <w:sz w:val="24"/>
-          <w:szCs w:val="24"/>
-          <w:lang w:val="en-US"/>
-        </w:rPr>
-        <w:t>Title$</w:t>
-      </w:r>
-    </w:p>
-    <w:p>
-      <w:pPr>
-        <w:spacing w:after="0" w:line="240" w:lineRule="auto"/>
-        <w:rPr>
-          <w:rFonts w:ascii="Aptos" w:hAnsi="Aptos" w:cs="Calibri"/>
-          <w:color w:val="767171" w:themeColor="background2" w:themeShade="80"/>
-          <w:sz w:val="24"/>
-          <w:szCs w:val="24"/>
-          <w:lang w:val="en-US"/>
-        </w:rPr>
-      </w:pPr>
-      <w:r>
-        <w:rPr>
-          <w:rFonts w:ascii="Aptos" w:hAnsi="Aptos" w:cs="Calibri"/>
-          <w:sz w:val="24"/>
-          <w:szCs w:val="24"/>
-          <w:lang w:val="en-US"/>
-        </w:rPr>
-        <w:t xml:space="preserve">$CurrentUserGivenName$ </w:t>
-      </w:r>
-      <w:r>
-        <w:rPr>
-          <w:rFonts w:ascii="Aptos" w:hAnsi="Aptos" w:cs="Calibri"/>
           <w:caps/>
-          <w:sz w:val="24"/>
-          <w:szCs w:val="24"/>
-          <w:lang w:val="en-US"/>
         </w:rPr>
         <w:t>$CurrentUserSurname$</w:t>
       </w:r>
       <w:r>
         <w:rPr>
-          <w:rFonts w:ascii="Aptos" w:hAnsi="Aptos" w:cs="Calibri"/>
           <w:color w:val="767171" w:themeColor="background2" w:themeShade="80"/>
-          <w:sz w:val="24"/>
-          <w:szCs w:val="24"/>
-          <w:lang w:val="en-US"/>
         </w:rPr>
         <w:t>$CurrentUser</w:t>
       </w:r>
       <w:r>
         <w:rPr>
-          <w:rFonts w:ascii="Aptos" w:hAnsi="Aptos" w:cs="Calibri"/>
           <w:color w:val="767171" w:themeColor="background2" w:themeShade="80"/>
-          <w:sz w:val="24"/>
-          <w:szCs w:val="24"/>
-          <w:lang w:val="en-US"/>
         </w:rPr>
         <w:t>Salutation</w:t>
       </w:r>
       <w:r>
         <w:rPr>
-          <w:rFonts w:ascii="Aptos" w:hAnsi="Aptos" w:cs="Calibri"/>
           <w:color w:val="767171" w:themeColor="background2" w:themeShade="80"/>
-          <w:sz w:val="24"/>
-          <w:szCs w:val="24"/>
-          <w:lang w:val="en-US"/>
         </w:rPr>
         <w:t>$</w:t>
       </w:r>
     </w:p>
     <w:p>
-      <w:pPr>
-        <w:spacing w:after="0" w:line="240" w:lineRule="auto"/>
-        <w:rPr>
-          <w:rFonts w:ascii="Aptos" w:hAnsi="Aptos"/>
-          <w:sz w:val="24"/>
-          <w:szCs w:val="24"/>
-          <w:lang w:val="en-US"/>
-        </w:rPr>
-      </w:pPr>
       <w:hyperlink r:id="rId6" w:tooltip="Send $CurrentmailboxTitle$ an email to $CurrentMailboxMail$" w:history="1">
         <w:r>
           <w:rPr>
             <w:rStyle w:val="Hyperlink"/>
-            <w:rFonts w:ascii="Aptos" w:hAnsi="Aptos"/>
-            <w:sz w:val="24"/>
-            <w:szCs w:val="24"/>
-            <w:lang w:val="en-US"/>
           </w:rPr>
           <w:t>$CurrentMailboxMail$</w:t>
         </w:r>
       </w:hyperlink>
       <w:r>
-        <w:rPr>
-          <w:rFonts w:ascii="Aptos" w:hAnsi="Aptos"/>
-          <w:sz w:val="24"/>
-          <w:szCs w:val="24"/>
-          <w:lang w:val="en-US"/>
-        </w:rPr>
         <w:t> </w:t>
       </w:r>
     </w:p>
     <w:p>
-      <w:pPr>
-        <w:spacing w:after="0" w:line="240" w:lineRule="auto"/>
-        <w:rPr>
-          <w:rFonts w:ascii="Aptos" w:hAnsi="Aptos" w:cs="Calibri"/>
-          <w:sz w:val="24"/>
-          <w:szCs w:val="24"/>
-          <w:lang w:val="en-US"/>
-        </w:rPr>
-      </w:pPr>
       <w:hyperlink r:id="rId7" w:tooltip="Call $CurrentMailboxGivenName$ $CurrentMailboxSurname$ at $CurrentMailboxTelephone-International$" w:history="1">
         <w:r>
           <w:rPr>
             <w:rStyle w:val="Hyperlink"/>
-            <w:rFonts w:ascii="Aptos" w:hAnsi="Aptos"/>
-            <w:sz w:val="24"/>
-            <w:szCs w:val="24"/>
-            <w:lang w:val="en-US"/>
           </w:rPr>
           <w:t>$CurrentMailboxTelephone-International$</w:t>
         </w:r>
       </w:hyperlink>
       <w:r>
-        <w:rPr>
-          <w:rFonts w:ascii="Aptos" w:hAnsi="Aptos"/>
-          <w:sz w:val="24"/>
-          <w:szCs w:val="24"/>
-          <w:lang w:val="en-US"/>
-        </w:rPr>
         <w:t> </w:t>
       </w:r>
     </w:p>
     <w:p>
-      <w:pPr>
-        <w:spacing w:after="0" w:line="240" w:lineRule="auto"/>
-        <w:rPr>
-          <w:rFonts w:ascii="Aptos" w:hAnsi="Aptos" w:cs="Calibri"/>
-          <w:sz w:val="24"/>
-          <w:szCs w:val="24"/>
-          <w:lang w:val="en-US"/>
-        </w:rPr>
-      </w:pPr>
-      <w:r>
-        <w:rPr>
-          <w:rFonts w:ascii="Aptos" w:hAnsi="Aptos" w:cs="Calibri"/>
-          <w:b/>
-          <w:bCs/>
-          <w:sz w:val="24"/>
-          <w:szCs w:val="24"/>
-          <w:lang w:val="en-US"/>
-        </w:rPr>
+      <w:r>
         <w:t> </w:t>
       </w:r>
     </w:p>
@@ -261,9 +111,6 @@
 <w:endnotes xmlns:wpc="http://schemas.microsoft.com/office/word/2010/wordprocessingCanvas" xmlns:cx="http://schemas.microsoft.com/office/drawing/2014/chartex" xmlns:cx1="http://schemas.microsoft.com/office/drawing/2015/9/8/chartex" xmlns:cx2="http://schemas.microsoft.com/office/drawing/2015/10/21/chartex" xmlns:cx3="http://schemas.microsoft.com/office/drawing/2016/5/9/chartex" xmlns:cx4="http://schemas.microsoft.com/office/drawing/2016/5/10/chartex" xmlns:cx5="http://schemas.microsoft.com/office/drawing/2016/5/11/chartex" xmlns:cx6="http://schemas.microsoft.com/office/drawing/2016/5/12/chartex" xmlns:cx7="http://schemas.microsoft.com/office/drawing/2016/5/13/chartex" xmlns:cx8="http://schemas.microsoft.com/office/drawing/2016/5/14/chartex" xmlns:mc="http://schemas.openxmlformats.org/markup-compatibility/2006" xmlns:aink="http://schemas.microsoft.com/office/drawing/2016/ink" xmlns:am3d="http://schemas.microsoft.com/office/drawing/2017/model3d" xmlns:o="urn:schemas-microsoft-com:office:office" xmlns:oel="http://schemas.microsoft.com/office/2019/extlst" xmlns:r="http://schemas.openxmlformats.org/officeDocument/2006/relationships" xmlns:m="http://schemas.openxmlformats.org/officeDocument/2006/math" xmlns:v="urn:schemas-microsoft-com:vml" xmlns:wp14="http://schemas.microsoft.com/office/word/2010/wordprocessingDrawing" xmlns:wp="http://schemas.openxmlformats.org/drawingml/2006/wordprocessingDrawing" xmlns:w10="urn:schemas-microsoft-com:office:word" xmlns:w="http://schemas.openxmlformats.org/wordprocessingml/2006/main" xmlns:w14="http://schemas.microsoft.com/office/word/2010/wordml" xmlns:w15="http://schemas.microsoft.com/office/word/2012/wordml" xmlns:w16cex="http://schemas.microsoft.com/office/word/2018/wordml/cex" xmlns:w16cid="http://schemas.microsoft.com/office/word/2016/wordml/cid" xmlns:w16="http://schemas.microsoft.com/office/word/2018/wordml" xmlns:w16du="http://schemas.microsoft.com/office/word/2023/wordml/word16du" xmlns:w16sdtdh="http://schemas.microsoft.com/office/word/2020/wordml/sdtdatahash" xmlns:w16sdtfl="http://schemas.microsoft.com/office/word/2024/wordml/sdtformatlock" xmlns:w16se="http://schemas.microsoft.com/office/word/2015/wordml/symex" xmlns:wpg="http://schemas.microsoft.com/office/word/2010/wordprocessingGroup" xmlns:wpi="http://schemas.microsoft.com/office/word/2010/wordprocessingInk" xmlns:wne="http://schemas.microsoft.com/office/word/2006/wordml" xmlns:wps="http://schemas.microsoft.com/office/word/2010/wordprocessingShape" mc:Ignorable="w14 w15 w16se w16cid w16 w16cex w16sdtdh w16sdtfl w16du wp14">
   <w:endnote w:type="separator" w:id="-1">
     <w:p>
-      <w:pPr>
-        <w:spacing w:after="0" w:line="240" w:lineRule="auto"/>
-      </w:pPr>
       <w:r>
         <w:separator/>
       </w:r>
@@ -271,9 +118,6 @@
   </w:endnote>
   <w:endnote w:type="continuationSeparator" w:id="0">
     <w:p>
-      <w:pPr>
-        <w:spacing w:after="0" w:line="240" w:lineRule="auto"/>
-      </w:pPr>
       <w:r>
         <w:continuationSeparator/>
       </w:r>
@@ -286,9 +130,6 @@
 <w:footnotes xmlns:wpc="http://schemas.microsoft.com/office/word/2010/wordprocessingCanvas" xmlns:cx="http://schemas.microsoft.com/office/drawing/2014/chartex" xmlns:cx1="http://schemas.microsoft.com/office/drawing/2015/9/8/chartex" xmlns:cx2="http://schemas.microsoft.com/office/drawing/2015/10/21/chartex" xmlns:cx3="http://schemas.microsoft.com/office/drawing/2016/5/9/chartex" xmlns:cx4="http://schemas.microsoft.com/office/drawing/2016/5/10/chartex" xmlns:cx5="http://schemas.microsoft.com/office/drawing/2016/5/11/chartex" xmlns:cx6="http://schemas.microsoft.com/office/drawing/2016/5/12/chartex" xmlns:cx7="http://schemas.microsoft.com/office/drawing/2016/5/13/chartex" xmlns:cx8="http://schemas.microsoft.com/office/drawing/2016/5/14/chartex" xmlns:mc="http://schemas.openxmlformats.org/markup-compatibility/2006" xmlns:aink="http://schemas.microsoft.com/office/drawing/2016/ink" xmlns:am3d="http://schemas.microsoft.com/office/drawing/2017/model3d" xmlns:o="urn:schemas-microsoft-com:office:office" xmlns:oel="http://schemas.microsoft.com/office/2019/extlst" xmlns:r="http://schemas.openxmlformats.org/officeDocument/2006/relationships" xmlns:m="http://schemas.openxmlformats.org/officeDocument/2006/math" xmlns:v="urn:schemas-microsoft-com:vml" xmlns:wp14="http://schemas.microsoft.com/office/word/2010/wordprocessingDrawing" xmlns:wp="http://schemas.openxmlformats.org/drawingml/2006/wordprocessingDrawing" xmlns:w10="urn:schemas-microsoft-com:office:word" xmlns:w="http://schemas.openxmlformats.org/wordprocessingml/2006/main" xmlns:w14="http://schemas.microsoft.com/office/word/2010/wordml" xmlns:w15="http://schemas.microsoft.com/office/word/2012/wordml" xmlns:w16cex="http://schemas.microsoft.com/office/word/2018/wordml/cex" xmlns:w16cid="http://schemas.microsoft.com/office/word/2016/wordml/cid" xmlns:w16="http://schemas.microsoft.com/office/word/2018/wordml" xmlns:w16du="http://schemas.microsoft.com/office/word/2023/wordml/word16du" xmlns:w16sdtdh="http://schemas.microsoft.com/office/word/2020/wordml/sdtdatahash" xmlns:w16sdtfl="http://schemas.microsoft.com/office/word/2024/wordml/sdtformatlock" xmlns:w16se="http://schemas.microsoft.com/office/word/2015/wordml/symex" xmlns:wpg="http://schemas.microsoft.com/office/word/2010/wordprocessingGroup" xmlns:wpi="http://schemas.microsoft.com/office/word/2010/wordprocessingInk" xmlns:wne="http://schemas.microsoft.com/office/word/2006/wordml" xmlns:wps="http://schemas.microsoft.com/office/word/2010/wordprocessingShape" mc:Ignorable="w14 w15 w16se w16cid w16 w16cex w16sdtdh w16sdtfl w16du wp14">
   <w:footnote w:type="separator" w:id="-1">
     <w:p>
-      <w:pPr>
-        <w:spacing w:after="0" w:line="240" w:lineRule="auto"/>
-      </w:pPr>
       <w:r>
         <w:separator/>
       </w:r>
@@ -296,9 +137,6 @@
   </w:footnote>
   <w:footnote w:type="continuationSeparator" w:id="0">
     <w:p>
-      <w:pPr>
-        <w:spacing w:after="0" w:line="240" w:lineRule="auto"/>
-      </w:pPr>
       <w:r>
         <w:continuationSeparator/>
       </w:r>
@@ -707,6 +545,16 @@
   <w:style w:type="paragraph" w:default="1" w:styleId="Standard">
     <w:name w:val="Normal"/>
     <w:qFormat/>
+    <w:rsid w:val="00712529"/>
+    <w:pPr>
+      <w:spacing w:after="0" w:line="240" w:lineRule="auto"/>
+    </w:pPr>
+    <w:rPr>
+      <w:rFonts w:ascii="Aptos" w:hAnsi="Aptos" w:cs="Calibri"/>
+      <w:sz w:val="24"/>
+      <w:szCs w:val="24"/>
+      <w:lang w:val="en-US"/>
+    </w:rPr>
   </w:style>
   <w:style w:type="character" w:default="1" w:styleId="Absatz-Standardschriftart">
     <w:name w:val="Default Paragraph Font"/>
@@ -798,7 +646,6 @@
         <w:tab w:val="center" w:pos="4513"/>
         <w:tab w:val="right" w:pos="9026"/>
       </w:tabs>
-      <w:spacing w:after="0" w:line="240" w:lineRule="auto"/>
     </w:pPr>
   </w:style>
   <w:style w:type="character" w:customStyle="1" w:styleId="KopfzeileZchn">
@@ -820,7 +667,6 @@
         <w:tab w:val="center" w:pos="4513"/>
         <w:tab w:val="right" w:pos="9026"/>
       </w:tabs>
-      <w:spacing w:after="0" w:line="240" w:lineRule="auto"/>
     </w:pPr>
   </w:style>
   <w:style w:type="character" w:customStyle="1" w:styleId="FuzeileZchn">
